--- a/week-10-investigation-plan/week-10-investigation-plan-template.docx
+++ b/week-10-investigation-plan/week-10-investigation-plan-template.docx
@@ -14,7 +14,7 @@
       </w:pPr>
       <w:r>
         <w:rPr>
-          <w:rFonts w:ascii="Calibri" w:hAnsi="Calibri" w:eastAsia="Inter" w:cs="Inter"/>
+          <w:rFonts w:ascii="Calibri" w:hAnsi="Calibri" w:eastAsia="Calibri" w:cs="Calibri"/>
           <w:b/>
           <w:bCs/>
           <w:kern w:val="0"/>
@@ -38,7 +38,7 @@
       </w:pPr>
       <w:r>
         <w:rPr>
-          <w:rFonts w:ascii="Calibri" w:hAnsi="Calibri" w:eastAsia="Inter" w:cs="Inter"/>
+          <w:rFonts w:ascii="Calibri" w:hAnsi="Calibri" w:eastAsia="Calibri" w:cs="Calibri"/>
           <w:b/>
           <w:bCs/>
           <w:kern w:val="0"/>
@@ -49,7 +49,7 @@
       </w:r>
       <w:r>
         <w:rPr>
-          <w:rFonts w:ascii="Calibri" w:hAnsi="Calibri" w:eastAsia="Inter" w:cs="Inter"/>
+          <w:rFonts w:ascii="Calibri" w:hAnsi="Calibri" w:eastAsia="Calibri" w:cs="Calibri"/>
           <w:kern w:val="0"/>
           <w:sz w:val="22"/>
           <w:szCs w:val="22"/>
@@ -71,7 +71,7 @@
       </w:pPr>
       <w:r>
         <w:rPr>
-          <w:rFonts w:ascii="Calibri" w:hAnsi="Calibri" w:eastAsia="Inter" w:cs="Inter"/>
+          <w:rFonts w:ascii="Calibri" w:hAnsi="Calibri" w:eastAsia="Calibri" w:cs="Calibri"/>
           <w:b/>
           <w:bCs/>
           <w:kern w:val="0"/>
@@ -82,7 +82,7 @@
       </w:r>
       <w:r>
         <w:rPr>
-          <w:rFonts w:ascii="Calibri" w:hAnsi="Calibri" w:eastAsia="Inter" w:cs="Inter"/>
+          <w:rFonts w:ascii="Calibri" w:hAnsi="Calibri" w:eastAsia="Calibri" w:cs="Calibri"/>
           <w:kern w:val="0"/>
           <w:sz w:val="22"/>
           <w:szCs w:val="22"/>
@@ -152,7 +152,7 @@
             </w:pPr>
             <w:r>
               <w:rPr>
-                <w:rFonts w:ascii="Calibri" w:hAnsi="Calibri" w:eastAsia="Inter" w:cs="Inter"/>
+                <w:rFonts w:ascii="Calibri" w:hAnsi="Calibri" w:eastAsia="Calibri" w:cs="Calibri"/>
                 <w:b/>
                 <w:bCs/>
                 <w:kern w:val="0"/>
@@ -163,7 +163,7 @@
             </w:r>
             <w:r>
               <w:rPr>
-                <w:rFonts w:ascii="Calibri" w:hAnsi="Calibri" w:eastAsia="Inter" w:cs="Inter"/>
+                <w:rFonts w:ascii="Calibri" w:hAnsi="Calibri" w:eastAsia="Calibri" w:cs="Calibri"/>
                 <w:kern w:val="0"/>
                 <w:sz w:val="22"/>
                 <w:szCs w:val="22"/>
@@ -178,14 +178,14 @@
               <w:spacing w:before="0" w:after="0" w:line="240" w:lineRule="auto"/>
               <w:jc w:val="start"/>
               <w:rPr>
-                <w:rFonts w:ascii="Calibri" w:hAnsi="Calibri" w:eastAsia="Inter" w:cs="Inter"/>
-                <w:sz w:val="22"/>
-                <w:szCs w:val="22"/>
-              </w:rPr>
-            </w:pPr>
-            <w:r>
-              <w:rPr>
-                <w:rFonts w:ascii="Calibri" w:hAnsi="Calibri" w:eastAsia="Inter" w:cs="Inter"/>
+                <w:rFonts w:ascii="Calibri" w:hAnsi="Calibri" w:eastAsia="Calibri" w:cs="Calibri"/>
+                <w:sz w:val="22"/>
+                <w:szCs w:val="22"/>
+              </w:rPr>
+            </w:pPr>
+            <w:r>
+              <w:rPr>
+                <w:rFonts w:ascii="Calibri" w:hAnsi="Calibri" w:eastAsia="Calibri" w:cs="Calibri"/>
                 <w:sz w:val="22"/>
                 <w:szCs w:val="22"/>
               </w:rPr>
@@ -205,7 +205,7 @@
             </w:pPr>
             <w:r>
               <w:rPr>
-                <w:rFonts w:ascii="Calibri" w:hAnsi="Calibri" w:eastAsia="Inter" w:cs="Inter"/>
+                <w:rFonts w:ascii="Calibri" w:hAnsi="Calibri" w:eastAsia="Calibri" w:cs="Calibri"/>
                 <w:b/>
                 <w:bCs/>
                 <w:kern w:val="0"/>
@@ -216,7 +216,7 @@
             </w:r>
             <w:r>
               <w:rPr>
-                <w:rFonts w:ascii="Calibri" w:hAnsi="Calibri" w:eastAsia="Inter" w:cs="Inter"/>
+                <w:rFonts w:ascii="Calibri" w:hAnsi="Calibri" w:eastAsia="Calibri" w:cs="Calibri"/>
                 <w:kern w:val="0"/>
                 <w:sz w:val="22"/>
                 <w:szCs w:val="22"/>
@@ -247,14 +247,14 @@
               <w:spacing w:before="0" w:after="200"/>
               <w:jc w:val="start"/>
               <w:rPr>
-                <w:rFonts w:ascii="Calibri" w:hAnsi="Calibri" w:eastAsia="Inter" w:cs="Inter"/>
-                <w:sz w:val="22"/>
-                <w:szCs w:val="22"/>
-              </w:rPr>
-            </w:pPr>
-            <w:r>
-              <w:rPr>
-                <w:rFonts w:ascii="Calibri" w:hAnsi="Calibri" w:eastAsia="Inter" w:cs="Inter"/>
+                <w:rFonts w:ascii="Calibri" w:hAnsi="Calibri" w:eastAsia="Calibri" w:cs="Calibri"/>
+                <w:sz w:val="22"/>
+                <w:szCs w:val="22"/>
+              </w:rPr>
+            </w:pPr>
+            <w:r>
+              <w:rPr>
+                <w:rFonts w:ascii="Calibri" w:hAnsi="Calibri" w:eastAsia="Calibri" w:cs="Calibri"/>
                 <w:sz w:val="22"/>
                 <w:szCs w:val="22"/>
               </w:rPr>
@@ -269,14 +269,14 @@
         <w:spacing w:before="0" w:after="0" w:line="240" w:lineRule="auto"/>
         <w:jc w:val="start"/>
         <w:rPr>
-          <w:rFonts w:ascii="Calibri" w:hAnsi="Calibri" w:eastAsia="Inter" w:cs="Inter"/>
+          <w:rFonts w:ascii="Calibri" w:hAnsi="Calibri" w:eastAsia="Calibri" w:cs="Calibri"/>
           <w:sz w:val="22"/>
           <w:szCs w:val="22"/>
         </w:rPr>
       </w:pPr>
       <w:r>
         <w:rPr>
-          <w:rFonts w:ascii="Calibri" w:hAnsi="Calibri" w:eastAsia="Inter" w:cs="Inter"/>
+          <w:rFonts w:ascii="Calibri" w:hAnsi="Calibri" w:eastAsia="Calibri" w:cs="Calibri"/>
           <w:sz w:val="22"/>
           <w:szCs w:val="22"/>
         </w:rPr>
@@ -344,7 +344,7 @@
             </w:pPr>
             <w:r>
               <w:rPr>
-                <w:rFonts w:ascii="Calibri" w:hAnsi="Calibri" w:eastAsia="Inter" w:cs="Inter"/>
+                <w:rFonts w:ascii="Calibri" w:hAnsi="Calibri" w:eastAsia="Calibri" w:cs="Calibri"/>
                 <w:b/>
                 <w:bCs/>
                 <w:kern w:val="0"/>
@@ -367,7 +367,7 @@
             </w:pPr>
             <w:r>
               <w:rPr>
-                <w:rFonts w:ascii="Calibri" w:hAnsi="Calibri" w:eastAsia="Inter" w:cs="Inter"/>
+                <w:rFonts w:ascii="Calibri" w:hAnsi="Calibri" w:eastAsia="Calibri" w:cs="Calibri"/>
                 <w:kern w:val="0"/>
                 <w:sz w:val="22"/>
                 <w:szCs w:val="22"/>
@@ -397,68 +397,68 @@
               <w:pStyle w:val="normal1"/>
               <w:jc w:val="start"/>
               <w:rPr>
-                <w:rFonts w:ascii="Calibri" w:hAnsi="Calibri" w:eastAsia="Inter" w:cs="Inter"/>
-                <w:sz w:val="22"/>
-                <w:szCs w:val="22"/>
-              </w:rPr>
-            </w:pPr>
-            <w:r>
-              <w:rPr>
-                <w:rFonts w:ascii="Calibri" w:hAnsi="Calibri" w:eastAsia="Inter" w:cs="Inter"/>
-                <w:sz w:val="22"/>
-                <w:szCs w:val="22"/>
-              </w:rPr>
-            </w:r>
-          </w:p>
-          <w:p>
-            <w:pPr>
-              <w:pStyle w:val="normal1"/>
-              <w:jc w:val="start"/>
-              <w:rPr>
-                <w:rFonts w:ascii="Calibri" w:hAnsi="Calibri" w:eastAsia="Inter" w:cs="Inter"/>
-                <w:sz w:val="22"/>
-                <w:szCs w:val="22"/>
-              </w:rPr>
-            </w:pPr>
-            <w:r>
-              <w:rPr>
-                <w:rFonts w:ascii="Calibri" w:hAnsi="Calibri" w:eastAsia="Inter" w:cs="Inter"/>
-                <w:sz w:val="22"/>
-                <w:szCs w:val="22"/>
-              </w:rPr>
-            </w:r>
-          </w:p>
-          <w:p>
-            <w:pPr>
-              <w:pStyle w:val="normal1"/>
-              <w:jc w:val="start"/>
-              <w:rPr>
-                <w:rFonts w:ascii="Calibri" w:hAnsi="Calibri" w:eastAsia="Inter" w:cs="Inter"/>
-                <w:sz w:val="22"/>
-                <w:szCs w:val="22"/>
-              </w:rPr>
-            </w:pPr>
-            <w:r>
-              <w:rPr>
-                <w:rFonts w:ascii="Calibri" w:hAnsi="Calibri" w:eastAsia="Inter" w:cs="Inter"/>
-                <w:sz w:val="22"/>
-                <w:szCs w:val="22"/>
-              </w:rPr>
-            </w:r>
-          </w:p>
-          <w:p>
-            <w:pPr>
-              <w:pStyle w:val="normal1"/>
-              <w:jc w:val="start"/>
-              <w:rPr>
-                <w:rFonts w:ascii="Calibri" w:hAnsi="Calibri" w:eastAsia="Inter" w:cs="Inter"/>
-                <w:sz w:val="22"/>
-                <w:szCs w:val="22"/>
-              </w:rPr>
-            </w:pPr>
-            <w:r>
-              <w:rPr>
-                <w:rFonts w:ascii="Calibri" w:hAnsi="Calibri" w:eastAsia="Inter" w:cs="Inter"/>
+                <w:rFonts w:ascii="Calibri" w:hAnsi="Calibri" w:eastAsia="Calibri" w:cs="Calibri"/>
+                <w:sz w:val="22"/>
+                <w:szCs w:val="22"/>
+              </w:rPr>
+            </w:pPr>
+            <w:r>
+              <w:rPr>
+                <w:rFonts w:ascii="Calibri" w:hAnsi="Calibri" w:eastAsia="Calibri" w:cs="Calibri"/>
+                <w:sz w:val="22"/>
+                <w:szCs w:val="22"/>
+              </w:rPr>
+            </w:r>
+          </w:p>
+          <w:p>
+            <w:pPr>
+              <w:pStyle w:val="normal1"/>
+              <w:jc w:val="start"/>
+              <w:rPr>
+                <w:rFonts w:ascii="Calibri" w:hAnsi="Calibri" w:eastAsia="Calibri" w:cs="Calibri"/>
+                <w:sz w:val="22"/>
+                <w:szCs w:val="22"/>
+              </w:rPr>
+            </w:pPr>
+            <w:r>
+              <w:rPr>
+                <w:rFonts w:ascii="Calibri" w:hAnsi="Calibri" w:eastAsia="Calibri" w:cs="Calibri"/>
+                <w:sz w:val="22"/>
+                <w:szCs w:val="22"/>
+              </w:rPr>
+            </w:r>
+          </w:p>
+          <w:p>
+            <w:pPr>
+              <w:pStyle w:val="normal1"/>
+              <w:jc w:val="start"/>
+              <w:rPr>
+                <w:rFonts w:ascii="Calibri" w:hAnsi="Calibri" w:eastAsia="Calibri" w:cs="Calibri"/>
+                <w:sz w:val="22"/>
+                <w:szCs w:val="22"/>
+              </w:rPr>
+            </w:pPr>
+            <w:r>
+              <w:rPr>
+                <w:rFonts w:ascii="Calibri" w:hAnsi="Calibri" w:eastAsia="Calibri" w:cs="Calibri"/>
+                <w:sz w:val="22"/>
+                <w:szCs w:val="22"/>
+              </w:rPr>
+            </w:r>
+          </w:p>
+          <w:p>
+            <w:pPr>
+              <w:pStyle w:val="normal1"/>
+              <w:jc w:val="start"/>
+              <w:rPr>
+                <w:rFonts w:ascii="Calibri" w:hAnsi="Calibri" w:eastAsia="Calibri" w:cs="Calibri"/>
+                <w:sz w:val="22"/>
+                <w:szCs w:val="22"/>
+              </w:rPr>
+            </w:pPr>
+            <w:r>
+              <w:rPr>
+                <w:rFonts w:ascii="Calibri" w:hAnsi="Calibri" w:eastAsia="Calibri" w:cs="Calibri"/>
                 <w:sz w:val="22"/>
                 <w:szCs w:val="22"/>
               </w:rPr>
@@ -470,14 +470,14 @@
               <w:spacing w:before="0" w:after="200"/>
               <w:jc w:val="start"/>
               <w:rPr>
-                <w:rFonts w:ascii="Calibri" w:hAnsi="Calibri" w:eastAsia="Inter" w:cs="Inter"/>
-                <w:sz w:val="22"/>
-                <w:szCs w:val="22"/>
-              </w:rPr>
-            </w:pPr>
-            <w:r>
-              <w:rPr>
-                <w:rFonts w:ascii="Calibri" w:hAnsi="Calibri" w:eastAsia="Inter" w:cs="Inter"/>
+                <w:rFonts w:ascii="Calibri" w:hAnsi="Calibri" w:eastAsia="Calibri" w:cs="Calibri"/>
+                <w:sz w:val="22"/>
+                <w:szCs w:val="22"/>
+              </w:rPr>
+            </w:pPr>
+            <w:r>
+              <w:rPr>
+                <w:rFonts w:ascii="Calibri" w:hAnsi="Calibri" w:eastAsia="Calibri" w:cs="Calibri"/>
                 <w:sz w:val="22"/>
                 <w:szCs w:val="22"/>
               </w:rPr>
@@ -492,14 +492,14 @@
         <w:spacing w:before="0" w:after="0" w:line="240" w:lineRule="auto"/>
         <w:jc w:val="start"/>
         <w:rPr>
-          <w:rFonts w:ascii="Calibri" w:hAnsi="Calibri" w:eastAsia="Inter" w:cs="Inter"/>
+          <w:rFonts w:ascii="Calibri" w:hAnsi="Calibri" w:eastAsia="Calibri" w:cs="Calibri"/>
           <w:sz w:val="22"/>
           <w:szCs w:val="22"/>
         </w:rPr>
       </w:pPr>
       <w:r>
         <w:rPr>
-          <w:rFonts w:ascii="Calibri" w:hAnsi="Calibri" w:eastAsia="Inter" w:cs="Inter"/>
+          <w:rFonts w:ascii="Calibri" w:hAnsi="Calibri" w:eastAsia="Calibri" w:cs="Calibri"/>
           <w:sz w:val="22"/>
           <w:szCs w:val="22"/>
         </w:rPr>
@@ -566,7 +566,7 @@
             </w:pPr>
             <w:r>
               <w:rPr>
-                <w:rFonts w:ascii="Calibri" w:hAnsi="Calibri" w:eastAsia="Inter" w:cs="Inter"/>
+                <w:rFonts w:ascii="Calibri" w:hAnsi="Calibri" w:eastAsia="Calibri" w:cs="Calibri"/>
                 <w:b/>
                 <w:bCs/>
                 <w:kern w:val="0"/>
@@ -577,7 +577,7 @@
             </w:r>
             <w:r>
               <w:rPr>
-                <w:rFonts w:ascii="Calibri" w:hAnsi="Calibri" w:eastAsia="Inter" w:cs="Inter"/>
+                <w:rFonts w:ascii="Calibri" w:hAnsi="Calibri" w:eastAsia="Calibri" w:cs="Calibri"/>
                 <w:kern w:val="0"/>
                 <w:sz w:val="22"/>
                 <w:szCs w:val="22"/>
@@ -607,68 +607,68 @@
               <w:pStyle w:val="normal1"/>
               <w:jc w:val="start"/>
               <w:rPr>
-                <w:rFonts w:ascii="Calibri" w:hAnsi="Calibri" w:eastAsia="Inter" w:cs="Inter"/>
-                <w:sz w:val="22"/>
-                <w:szCs w:val="22"/>
-              </w:rPr>
-            </w:pPr>
-            <w:r>
-              <w:rPr>
-                <w:rFonts w:ascii="Calibri" w:hAnsi="Calibri" w:eastAsia="Inter" w:cs="Inter"/>
-                <w:sz w:val="22"/>
-                <w:szCs w:val="22"/>
-              </w:rPr>
-            </w:r>
-          </w:p>
-          <w:p>
-            <w:pPr>
-              <w:pStyle w:val="normal1"/>
-              <w:jc w:val="start"/>
-              <w:rPr>
-                <w:rFonts w:ascii="Calibri" w:hAnsi="Calibri" w:eastAsia="Inter" w:cs="Inter"/>
-                <w:sz w:val="22"/>
-                <w:szCs w:val="22"/>
-              </w:rPr>
-            </w:pPr>
-            <w:r>
-              <w:rPr>
-                <w:rFonts w:ascii="Calibri" w:hAnsi="Calibri" w:eastAsia="Inter" w:cs="Inter"/>
-                <w:sz w:val="22"/>
-                <w:szCs w:val="22"/>
-              </w:rPr>
-            </w:r>
-          </w:p>
-          <w:p>
-            <w:pPr>
-              <w:pStyle w:val="normal1"/>
-              <w:jc w:val="start"/>
-              <w:rPr>
-                <w:rFonts w:ascii="Calibri" w:hAnsi="Calibri" w:eastAsia="Inter" w:cs="Inter"/>
-                <w:sz w:val="22"/>
-                <w:szCs w:val="22"/>
-              </w:rPr>
-            </w:pPr>
-            <w:r>
-              <w:rPr>
-                <w:rFonts w:ascii="Calibri" w:hAnsi="Calibri" w:eastAsia="Inter" w:cs="Inter"/>
-                <w:sz w:val="22"/>
-                <w:szCs w:val="22"/>
-              </w:rPr>
-            </w:r>
-          </w:p>
-          <w:p>
-            <w:pPr>
-              <w:pStyle w:val="normal1"/>
-              <w:jc w:val="start"/>
-              <w:rPr>
-                <w:rFonts w:ascii="Calibri" w:hAnsi="Calibri" w:eastAsia="Inter" w:cs="Inter"/>
-                <w:sz w:val="22"/>
-                <w:szCs w:val="22"/>
-              </w:rPr>
-            </w:pPr>
-            <w:r>
-              <w:rPr>
-                <w:rFonts w:ascii="Calibri" w:hAnsi="Calibri" w:eastAsia="Inter" w:cs="Inter"/>
+                <w:rFonts w:ascii="Calibri" w:hAnsi="Calibri" w:eastAsia="Calibri" w:cs="Calibri"/>
+                <w:sz w:val="22"/>
+                <w:szCs w:val="22"/>
+              </w:rPr>
+            </w:pPr>
+            <w:r>
+              <w:rPr>
+                <w:rFonts w:ascii="Calibri" w:hAnsi="Calibri" w:eastAsia="Calibri" w:cs="Calibri"/>
+                <w:sz w:val="22"/>
+                <w:szCs w:val="22"/>
+              </w:rPr>
+            </w:r>
+          </w:p>
+          <w:p>
+            <w:pPr>
+              <w:pStyle w:val="normal1"/>
+              <w:jc w:val="start"/>
+              <w:rPr>
+                <w:rFonts w:ascii="Calibri" w:hAnsi="Calibri" w:eastAsia="Calibri" w:cs="Calibri"/>
+                <w:sz w:val="22"/>
+                <w:szCs w:val="22"/>
+              </w:rPr>
+            </w:pPr>
+            <w:r>
+              <w:rPr>
+                <w:rFonts w:ascii="Calibri" w:hAnsi="Calibri" w:eastAsia="Calibri" w:cs="Calibri"/>
+                <w:sz w:val="22"/>
+                <w:szCs w:val="22"/>
+              </w:rPr>
+            </w:r>
+          </w:p>
+          <w:p>
+            <w:pPr>
+              <w:pStyle w:val="normal1"/>
+              <w:jc w:val="start"/>
+              <w:rPr>
+                <w:rFonts w:ascii="Calibri" w:hAnsi="Calibri" w:eastAsia="Calibri" w:cs="Calibri"/>
+                <w:sz w:val="22"/>
+                <w:szCs w:val="22"/>
+              </w:rPr>
+            </w:pPr>
+            <w:r>
+              <w:rPr>
+                <w:rFonts w:ascii="Calibri" w:hAnsi="Calibri" w:eastAsia="Calibri" w:cs="Calibri"/>
+                <w:sz w:val="22"/>
+                <w:szCs w:val="22"/>
+              </w:rPr>
+            </w:r>
+          </w:p>
+          <w:p>
+            <w:pPr>
+              <w:pStyle w:val="normal1"/>
+              <w:jc w:val="start"/>
+              <w:rPr>
+                <w:rFonts w:ascii="Calibri" w:hAnsi="Calibri" w:eastAsia="Calibri" w:cs="Calibri"/>
+                <w:sz w:val="22"/>
+                <w:szCs w:val="22"/>
+              </w:rPr>
+            </w:pPr>
+            <w:r>
+              <w:rPr>
+                <w:rFonts w:ascii="Calibri" w:hAnsi="Calibri" w:eastAsia="Calibri" w:cs="Calibri"/>
                 <w:sz w:val="22"/>
                 <w:szCs w:val="22"/>
               </w:rPr>
@@ -680,14 +680,14 @@
               <w:spacing w:before="0" w:after="200"/>
               <w:jc w:val="start"/>
               <w:rPr>
-                <w:rFonts w:ascii="Calibri" w:hAnsi="Calibri" w:eastAsia="Inter" w:cs="Inter"/>
-                <w:sz w:val="22"/>
-                <w:szCs w:val="22"/>
-              </w:rPr>
-            </w:pPr>
-            <w:r>
-              <w:rPr>
-                <w:rFonts w:ascii="Calibri" w:hAnsi="Calibri" w:eastAsia="Inter" w:cs="Inter"/>
+                <w:rFonts w:ascii="Calibri" w:hAnsi="Calibri" w:eastAsia="Calibri" w:cs="Calibri"/>
+                <w:sz w:val="22"/>
+                <w:szCs w:val="22"/>
+              </w:rPr>
+            </w:pPr>
+            <w:r>
+              <w:rPr>
+                <w:rFonts w:ascii="Calibri" w:hAnsi="Calibri" w:eastAsia="Calibri" w:cs="Calibri"/>
                 <w:sz w:val="22"/>
                 <w:szCs w:val="22"/>
               </w:rPr>
@@ -702,14 +702,14 @@
         <w:spacing w:before="0" w:after="0" w:line="240" w:lineRule="auto"/>
         <w:jc w:val="start"/>
         <w:rPr>
-          <w:rFonts w:ascii="Calibri" w:hAnsi="Calibri" w:eastAsia="Inter" w:cs="Inter"/>
+          <w:rFonts w:ascii="Calibri" w:hAnsi="Calibri" w:eastAsia="Calibri" w:cs="Calibri"/>
           <w:sz w:val="22"/>
           <w:szCs w:val="22"/>
         </w:rPr>
       </w:pPr>
       <w:r>
         <w:rPr>
-          <w:rFonts w:ascii="Calibri" w:hAnsi="Calibri" w:eastAsia="Inter" w:cs="Inter"/>
+          <w:rFonts w:ascii="Calibri" w:hAnsi="Calibri" w:eastAsia="Calibri" w:cs="Calibri"/>
           <w:sz w:val="22"/>
           <w:szCs w:val="22"/>
         </w:rPr>
@@ -777,7 +777,7 @@
             </w:pPr>
             <w:r>
               <w:rPr>
-                <w:rFonts w:ascii="Calibri" w:hAnsi="Calibri" w:eastAsia="Inter" w:cs="Inter"/>
+                <w:rFonts w:ascii="Calibri" w:hAnsi="Calibri" w:eastAsia="Calibri" w:cs="Calibri"/>
                 <w:b/>
                 <w:bCs/>
                 <w:kern w:val="0"/>
@@ -830,68 +830,68 @@
               <w:pStyle w:val="normal1"/>
               <w:jc w:val="start"/>
               <w:rPr>
-                <w:rFonts w:ascii="Calibri" w:hAnsi="Calibri" w:eastAsia="Inter" w:cs="Inter"/>
-                <w:sz w:val="22"/>
-                <w:szCs w:val="22"/>
-              </w:rPr>
-            </w:pPr>
-            <w:r>
-              <w:rPr>
-                <w:rFonts w:ascii="Calibri" w:hAnsi="Calibri" w:eastAsia="Inter" w:cs="Inter"/>
-                <w:sz w:val="22"/>
-                <w:szCs w:val="22"/>
-              </w:rPr>
-            </w:r>
-          </w:p>
-          <w:p>
-            <w:pPr>
-              <w:pStyle w:val="normal1"/>
-              <w:jc w:val="start"/>
-              <w:rPr>
-                <w:rFonts w:ascii="Calibri" w:hAnsi="Calibri" w:eastAsia="Inter" w:cs="Inter"/>
-                <w:sz w:val="22"/>
-                <w:szCs w:val="22"/>
-              </w:rPr>
-            </w:pPr>
-            <w:r>
-              <w:rPr>
-                <w:rFonts w:ascii="Calibri" w:hAnsi="Calibri" w:eastAsia="Inter" w:cs="Inter"/>
-                <w:sz w:val="22"/>
-                <w:szCs w:val="22"/>
-              </w:rPr>
-            </w:r>
-          </w:p>
-          <w:p>
-            <w:pPr>
-              <w:pStyle w:val="normal1"/>
-              <w:jc w:val="start"/>
-              <w:rPr>
-                <w:rFonts w:ascii="Calibri" w:hAnsi="Calibri" w:eastAsia="Inter" w:cs="Inter"/>
-                <w:sz w:val="22"/>
-                <w:szCs w:val="22"/>
-              </w:rPr>
-            </w:pPr>
-            <w:r>
-              <w:rPr>
-                <w:rFonts w:ascii="Calibri" w:hAnsi="Calibri" w:eastAsia="Inter" w:cs="Inter"/>
-                <w:sz w:val="22"/>
-                <w:szCs w:val="22"/>
-              </w:rPr>
-            </w:r>
-          </w:p>
-          <w:p>
-            <w:pPr>
-              <w:pStyle w:val="normal1"/>
-              <w:jc w:val="start"/>
-              <w:rPr>
-                <w:rFonts w:ascii="Calibri" w:hAnsi="Calibri" w:eastAsia="Inter" w:cs="Inter"/>
-                <w:sz w:val="22"/>
-                <w:szCs w:val="22"/>
-              </w:rPr>
-            </w:pPr>
-            <w:r>
-              <w:rPr>
-                <w:rFonts w:ascii="Calibri" w:hAnsi="Calibri" w:eastAsia="Inter" w:cs="Inter"/>
+                <w:rFonts w:ascii="Calibri" w:hAnsi="Calibri" w:eastAsia="Calibri" w:cs="Calibri"/>
+                <w:sz w:val="22"/>
+                <w:szCs w:val="22"/>
+              </w:rPr>
+            </w:pPr>
+            <w:r>
+              <w:rPr>
+                <w:rFonts w:ascii="Calibri" w:hAnsi="Calibri" w:eastAsia="Calibri" w:cs="Calibri"/>
+                <w:sz w:val="22"/>
+                <w:szCs w:val="22"/>
+              </w:rPr>
+            </w:r>
+          </w:p>
+          <w:p>
+            <w:pPr>
+              <w:pStyle w:val="normal1"/>
+              <w:jc w:val="start"/>
+              <w:rPr>
+                <w:rFonts w:ascii="Calibri" w:hAnsi="Calibri" w:eastAsia="Calibri" w:cs="Calibri"/>
+                <w:sz w:val="22"/>
+                <w:szCs w:val="22"/>
+              </w:rPr>
+            </w:pPr>
+            <w:r>
+              <w:rPr>
+                <w:rFonts w:ascii="Calibri" w:hAnsi="Calibri" w:eastAsia="Calibri" w:cs="Calibri"/>
+                <w:sz w:val="22"/>
+                <w:szCs w:val="22"/>
+              </w:rPr>
+            </w:r>
+          </w:p>
+          <w:p>
+            <w:pPr>
+              <w:pStyle w:val="normal1"/>
+              <w:jc w:val="start"/>
+              <w:rPr>
+                <w:rFonts w:ascii="Calibri" w:hAnsi="Calibri" w:eastAsia="Calibri" w:cs="Calibri"/>
+                <w:sz w:val="22"/>
+                <w:szCs w:val="22"/>
+              </w:rPr>
+            </w:pPr>
+            <w:r>
+              <w:rPr>
+                <w:rFonts w:ascii="Calibri" w:hAnsi="Calibri" w:eastAsia="Calibri" w:cs="Calibri"/>
+                <w:sz w:val="22"/>
+                <w:szCs w:val="22"/>
+              </w:rPr>
+            </w:r>
+          </w:p>
+          <w:p>
+            <w:pPr>
+              <w:pStyle w:val="normal1"/>
+              <w:jc w:val="start"/>
+              <w:rPr>
+                <w:rFonts w:ascii="Calibri" w:hAnsi="Calibri" w:eastAsia="Calibri" w:cs="Calibri"/>
+                <w:sz w:val="22"/>
+                <w:szCs w:val="22"/>
+              </w:rPr>
+            </w:pPr>
+            <w:r>
+              <w:rPr>
+                <w:rFonts w:ascii="Calibri" w:hAnsi="Calibri" w:eastAsia="Calibri" w:cs="Calibri"/>
                 <w:sz w:val="22"/>
                 <w:szCs w:val="22"/>
               </w:rPr>
@@ -903,14 +903,14 @@
               <w:spacing w:before="0" w:after="200"/>
               <w:jc w:val="start"/>
               <w:rPr>
-                <w:rFonts w:ascii="Calibri" w:hAnsi="Calibri" w:eastAsia="Inter" w:cs="Inter"/>
-                <w:sz w:val="22"/>
-                <w:szCs w:val="22"/>
-              </w:rPr>
-            </w:pPr>
-            <w:r>
-              <w:rPr>
-                <w:rFonts w:ascii="Calibri" w:hAnsi="Calibri" w:eastAsia="Inter" w:cs="Inter"/>
+                <w:rFonts w:ascii="Calibri" w:hAnsi="Calibri" w:eastAsia="Calibri" w:cs="Calibri"/>
+                <w:sz w:val="22"/>
+                <w:szCs w:val="22"/>
+              </w:rPr>
+            </w:pPr>
+            <w:r>
+              <w:rPr>
+                <w:rFonts w:ascii="Calibri" w:hAnsi="Calibri" w:eastAsia="Calibri" w:cs="Calibri"/>
                 <w:sz w:val="22"/>
                 <w:szCs w:val="22"/>
               </w:rPr>
@@ -926,7 +926,7 @@
         <w:spacing w:before="0" w:after="0" w:line="240" w:lineRule="auto"/>
         <w:jc w:val="start"/>
         <w:rPr>
-          <w:rFonts w:ascii="Calibri" w:hAnsi="Calibri" w:eastAsia="Inter" w:cs="Inter"/>
+          <w:rFonts w:ascii="Calibri" w:hAnsi="Calibri" w:eastAsia="Calibri" w:cs="Calibri"/>
           <w:sz w:val="22"/>
           <w:szCs w:val="22"/>
         </w:rPr>
@@ -934,7 +934,7 @@
       <w:r>
         <w:lastRenderedPageBreak/>
         <w:rPr>
-          <w:rFonts w:ascii="Calibri" w:hAnsi="Calibri" w:eastAsia="Inter" w:cs="Inter"/>
+          <w:rFonts w:ascii="Calibri" w:hAnsi="Calibri" w:eastAsia="Calibri" w:cs="Calibri"/>
           <w:sz w:val="22"/>
           <w:szCs w:val="22"/>
         </w:rPr>
@@ -1024,7 +1024,7 @@
             </w:pPr>
             <w:r>
               <w:rPr>
-                <w:rFonts w:ascii="Calibri" w:hAnsi="Calibri" w:eastAsia="Inter" w:cs="Inter"/>
+                <w:rFonts w:ascii="Calibri" w:hAnsi="Calibri" w:eastAsia="Calibri" w:cs="Calibri"/>
                 <w:b/>
                 <w:bCs/>
                 <w:kern w:val="0"/>
@@ -1046,7 +1046,7 @@
             </w:pPr>
             <w:r>
               <w:rPr>
-                <w:rFonts w:ascii="Calibri" w:hAnsi="Calibri" w:eastAsia="Inter" w:cs="Inter"/>
+                <w:rFonts w:ascii="Calibri" w:hAnsi="Calibri" w:eastAsia="Calibri" w:cs="Calibri"/>
                 <w:kern w:val="0"/>
                 <w:sz w:val="22"/>
                 <w:szCs w:val="22"/>
@@ -1058,7 +1058,7 @@
             </w:r>
             <w:r>
               <w:rPr>
-                <w:rFonts w:ascii="Calibri" w:hAnsi="Calibri" w:eastAsia="Inter" w:cs="Inter"/>
+                <w:rFonts w:ascii="Calibri" w:hAnsi="Calibri" w:eastAsia="Calibri" w:cs="Calibri"/>
                 <w:kern w:val="0"/>
                 <w:sz w:val="22"/>
                 <w:szCs w:val="22"/>
@@ -1070,7 +1070,7 @@
             </w:r>
             <w:r>
               <w:rPr>
-                <w:rFonts w:ascii="Calibri" w:hAnsi="Calibri" w:eastAsia="Inter" w:cs="Inter"/>
+                <w:rFonts w:ascii="Calibri" w:hAnsi="Calibri" w:eastAsia="Calibri" w:cs="Calibri"/>
                 <w:kern w:val="0"/>
                 <w:sz w:val="22"/>
                 <w:szCs w:val="22"/>
@@ -1082,7 +1082,7 @@
             </w:r>
             <w:r>
               <w:rPr>
-                <w:rFonts w:ascii="Calibri" w:hAnsi="Calibri" w:eastAsia="Inter" w:cs="Inter"/>
+                <w:rFonts w:ascii="Calibri" w:hAnsi="Calibri" w:eastAsia="Calibri" w:cs="Calibri"/>
                 <w:kern w:val="0"/>
                 <w:sz w:val="22"/>
                 <w:szCs w:val="22"/>
@@ -1106,7 +1106,7 @@
             </w:pPr>
             <w:r>
               <w:rPr>
-                <w:rFonts w:ascii="Calibri" w:hAnsi="Calibri" w:eastAsia="Inter" w:cs="Inter"/>
+                <w:rFonts w:ascii="Calibri" w:hAnsi="Calibri" w:eastAsia="Calibri" w:cs="Calibri"/>
                 <w:kern w:val="0"/>
                 <w:sz w:val="22"/>
                 <w:szCs w:val="22"/>
@@ -1145,7 +1145,7 @@
             </w:pPr>
             <w:r>
               <w:rPr>
-                <w:rFonts w:ascii="Calibri" w:hAnsi="Calibri" w:eastAsia="Inter" w:cs="Inter"/>
+                <w:rFonts w:ascii="Calibri" w:hAnsi="Calibri" w:eastAsia="Calibri" w:cs="Calibri"/>
                 <w:kern w:val="0"/>
                 <w:sz w:val="22"/>
                 <w:szCs w:val="22"/>
@@ -1160,188 +1160,188 @@
               <w:spacing w:before="0" w:after="0" w:line="240" w:lineRule="auto"/>
               <w:jc w:val="start"/>
               <w:rPr>
-                <w:rFonts w:ascii="Calibri" w:hAnsi="Calibri" w:eastAsia="Inter" w:cs="Inter"/>
-                <w:sz w:val="22"/>
-                <w:szCs w:val="22"/>
-              </w:rPr>
-            </w:pPr>
-            <w:r>
-              <w:rPr>
-                <w:rFonts w:ascii="Calibri" w:hAnsi="Calibri" w:eastAsia="Inter" w:cs="Inter"/>
-                <w:sz w:val="22"/>
-                <w:szCs w:val="22"/>
-              </w:rPr>
-            </w:r>
-          </w:p>
-          <w:p>
-            <w:pPr>
-              <w:pStyle w:val="normal1"/>
-              <w:widowControl/>
-              <w:spacing w:before="0" w:after="0" w:line="240" w:lineRule="auto"/>
-              <w:jc w:val="start"/>
-              <w:rPr>
-                <w:rFonts w:ascii="Calibri" w:hAnsi="Calibri" w:eastAsia="Inter" w:cs="Inter"/>
-                <w:sz w:val="22"/>
-                <w:szCs w:val="22"/>
-              </w:rPr>
-            </w:pPr>
-            <w:r>
-              <w:rPr>
-                <w:rFonts w:ascii="Calibri" w:hAnsi="Calibri" w:eastAsia="Inter" w:cs="Inter"/>
-                <w:sz w:val="22"/>
-                <w:szCs w:val="22"/>
-              </w:rPr>
-            </w:r>
-          </w:p>
-          <w:p>
-            <w:pPr>
-              <w:pStyle w:val="normal1"/>
-              <w:widowControl/>
-              <w:spacing w:before="0" w:after="0" w:line="240" w:lineRule="auto"/>
-              <w:jc w:val="start"/>
-              <w:rPr>
-                <w:rFonts w:ascii="Calibri" w:hAnsi="Calibri" w:eastAsia="Inter" w:cs="Inter"/>
-                <w:sz w:val="22"/>
-                <w:szCs w:val="22"/>
-              </w:rPr>
-            </w:pPr>
-            <w:r>
-              <w:rPr>
-                <w:rFonts w:ascii="Calibri" w:hAnsi="Calibri" w:eastAsia="Inter" w:cs="Inter"/>
-                <w:sz w:val="22"/>
-                <w:szCs w:val="22"/>
-              </w:rPr>
-            </w:r>
-          </w:p>
-          <w:p>
-            <w:pPr>
-              <w:pStyle w:val="normal1"/>
-              <w:spacing w:line="240" w:lineRule="auto"/>
-            </w:pPr>
-          </w:p>
-          <w:p>
-            <w:pPr>
-              <w:pStyle w:val="normal1"/>
-              <w:spacing w:line="240" w:lineRule="auto"/>
-            </w:pPr>
-          </w:p>
-          <w:p>
-            <w:pPr>
-              <w:pStyle w:val="normal1"/>
-              <w:spacing w:line="240" w:lineRule="auto"/>
-            </w:pPr>
-          </w:p>
-          <w:p>
-            <w:pPr>
-              <w:pStyle w:val="normal1"/>
-              <w:spacing w:line="240" w:lineRule="auto"/>
-            </w:pPr>
-          </w:p>
-          <w:p>
-            <w:pPr>
-              <w:pStyle w:val="normal1"/>
-              <w:spacing w:line="240" w:lineRule="auto"/>
-            </w:pPr>
-          </w:p>
-          <w:p>
-            <w:pPr>
-              <w:pStyle w:val="normal1"/>
-              <w:spacing w:line="240" w:lineRule="auto"/>
-            </w:pPr>
-          </w:p>
-          <w:p>
-            <w:pPr>
-              <w:pStyle w:val="normal1"/>
-              <w:spacing w:line="240" w:lineRule="auto"/>
-            </w:pPr>
-          </w:p>
-          <w:p>
-            <w:pPr>
-              <w:pStyle w:val="normal1"/>
-              <w:spacing w:line="240" w:lineRule="auto"/>
-            </w:pPr>
-          </w:p>
-          <w:p>
-            <w:pPr>
-              <w:pStyle w:val="normal1"/>
-              <w:spacing w:line="240" w:lineRule="auto"/>
-            </w:pPr>
-          </w:p>
-          <w:p>
-            <w:pPr>
-              <w:pStyle w:val="normal1"/>
-              <w:widowControl/>
-              <w:spacing w:before="0" w:after="0" w:line="240" w:lineRule="auto"/>
-              <w:jc w:val="start"/>
-              <w:rPr>
-                <w:rFonts w:ascii="Calibri" w:hAnsi="Calibri" w:eastAsia="Inter" w:cs="Inter"/>
-                <w:sz w:val="22"/>
-                <w:szCs w:val="22"/>
-              </w:rPr>
-            </w:pPr>
-            <w:r>
-              <w:rPr>
-                <w:rFonts w:ascii="Calibri" w:hAnsi="Calibri" w:eastAsia="Inter" w:cs="Inter"/>
-                <w:sz w:val="22"/>
-                <w:szCs w:val="22"/>
-              </w:rPr>
-            </w:r>
-          </w:p>
-          <w:p>
-            <w:pPr>
-              <w:pStyle w:val="normal1"/>
-              <w:widowControl/>
-              <w:spacing w:before="0" w:after="0" w:line="240" w:lineRule="auto"/>
-              <w:jc w:val="start"/>
-              <w:rPr>
-                <w:rFonts w:ascii="Calibri" w:hAnsi="Calibri" w:eastAsia="Inter" w:cs="Inter"/>
-                <w:sz w:val="22"/>
-                <w:szCs w:val="22"/>
-              </w:rPr>
-            </w:pPr>
-            <w:r>
-              <w:rPr>
-                <w:rFonts w:ascii="Calibri" w:hAnsi="Calibri" w:eastAsia="Inter" w:cs="Inter"/>
-                <w:sz w:val="22"/>
-                <w:szCs w:val="22"/>
-              </w:rPr>
-            </w:r>
-          </w:p>
-          <w:p>
-            <w:pPr>
-              <w:pStyle w:val="normal1"/>
-              <w:widowControl/>
-              <w:spacing w:before="0" w:after="0" w:line="240" w:lineRule="auto"/>
-              <w:jc w:val="start"/>
-              <w:rPr>
-                <w:rFonts w:ascii="Calibri" w:hAnsi="Calibri" w:eastAsia="Inter" w:cs="Inter"/>
-                <w:sz w:val="22"/>
-                <w:szCs w:val="22"/>
-              </w:rPr>
-            </w:pPr>
-            <w:r>
-              <w:rPr>
-                <w:rFonts w:ascii="Calibri" w:hAnsi="Calibri" w:eastAsia="Inter" w:cs="Inter"/>
-                <w:sz w:val="22"/>
-                <w:szCs w:val="22"/>
-              </w:rPr>
-            </w:r>
-          </w:p>
-          <w:p>
-            <w:pPr>
-              <w:pStyle w:val="normal1"/>
-              <w:widowControl/>
-              <w:spacing w:before="0" w:after="0" w:line="240" w:lineRule="auto"/>
-              <w:jc w:val="start"/>
-              <w:rPr>
-                <w:rFonts w:ascii="Calibri" w:hAnsi="Calibri" w:eastAsia="Inter" w:cs="Inter"/>
-                <w:sz w:val="22"/>
-                <w:szCs w:val="22"/>
-              </w:rPr>
-            </w:pPr>
-            <w:r>
-              <w:rPr>
-                <w:rFonts w:ascii="Calibri" w:hAnsi="Calibri" w:eastAsia="Inter" w:cs="Inter"/>
+                <w:rFonts w:ascii="Calibri" w:hAnsi="Calibri" w:eastAsia="Calibri" w:cs="Calibri"/>
+                <w:sz w:val="22"/>
+                <w:szCs w:val="22"/>
+              </w:rPr>
+            </w:pPr>
+            <w:r>
+              <w:rPr>
+                <w:rFonts w:ascii="Calibri" w:hAnsi="Calibri" w:eastAsia="Calibri" w:cs="Calibri"/>
+                <w:sz w:val="22"/>
+                <w:szCs w:val="22"/>
+              </w:rPr>
+            </w:r>
+          </w:p>
+          <w:p>
+            <w:pPr>
+              <w:pStyle w:val="normal1"/>
+              <w:widowControl/>
+              <w:spacing w:before="0" w:after="0" w:line="240" w:lineRule="auto"/>
+              <w:jc w:val="start"/>
+              <w:rPr>
+                <w:rFonts w:ascii="Calibri" w:hAnsi="Calibri" w:eastAsia="Calibri" w:cs="Calibri"/>
+                <w:sz w:val="22"/>
+                <w:szCs w:val="22"/>
+              </w:rPr>
+            </w:pPr>
+            <w:r>
+              <w:rPr>
+                <w:rFonts w:ascii="Calibri" w:hAnsi="Calibri" w:eastAsia="Calibri" w:cs="Calibri"/>
+                <w:sz w:val="22"/>
+                <w:szCs w:val="22"/>
+              </w:rPr>
+            </w:r>
+          </w:p>
+          <w:p>
+            <w:pPr>
+              <w:pStyle w:val="normal1"/>
+              <w:widowControl/>
+              <w:spacing w:before="0" w:after="0" w:line="240" w:lineRule="auto"/>
+              <w:jc w:val="start"/>
+              <w:rPr>
+                <w:rFonts w:ascii="Calibri" w:hAnsi="Calibri" w:eastAsia="Calibri" w:cs="Calibri"/>
+                <w:sz w:val="22"/>
+                <w:szCs w:val="22"/>
+              </w:rPr>
+            </w:pPr>
+            <w:r>
+              <w:rPr>
+                <w:rFonts w:ascii="Calibri" w:hAnsi="Calibri" w:eastAsia="Calibri" w:cs="Calibri"/>
+                <w:sz w:val="22"/>
+                <w:szCs w:val="22"/>
+              </w:rPr>
+            </w:r>
+          </w:p>
+          <w:p>
+            <w:pPr>
+              <w:pStyle w:val="normal1"/>
+              <w:spacing w:line="240" w:lineRule="auto"/>
+            </w:pPr>
+          </w:p>
+          <w:p>
+            <w:pPr>
+              <w:pStyle w:val="normal1"/>
+              <w:spacing w:line="240" w:lineRule="auto"/>
+            </w:pPr>
+          </w:p>
+          <w:p>
+            <w:pPr>
+              <w:pStyle w:val="normal1"/>
+              <w:spacing w:line="240" w:lineRule="auto"/>
+            </w:pPr>
+          </w:p>
+          <w:p>
+            <w:pPr>
+              <w:pStyle w:val="normal1"/>
+              <w:spacing w:line="240" w:lineRule="auto"/>
+            </w:pPr>
+          </w:p>
+          <w:p>
+            <w:pPr>
+              <w:pStyle w:val="normal1"/>
+              <w:spacing w:line="240" w:lineRule="auto"/>
+            </w:pPr>
+          </w:p>
+          <w:p>
+            <w:pPr>
+              <w:pStyle w:val="normal1"/>
+              <w:spacing w:line="240" w:lineRule="auto"/>
+            </w:pPr>
+          </w:p>
+          <w:p>
+            <w:pPr>
+              <w:pStyle w:val="normal1"/>
+              <w:spacing w:line="240" w:lineRule="auto"/>
+            </w:pPr>
+          </w:p>
+          <w:p>
+            <w:pPr>
+              <w:pStyle w:val="normal1"/>
+              <w:spacing w:line="240" w:lineRule="auto"/>
+            </w:pPr>
+          </w:p>
+          <w:p>
+            <w:pPr>
+              <w:pStyle w:val="normal1"/>
+              <w:spacing w:line="240" w:lineRule="auto"/>
+            </w:pPr>
+          </w:p>
+          <w:p>
+            <w:pPr>
+              <w:pStyle w:val="normal1"/>
+              <w:widowControl/>
+              <w:spacing w:before="0" w:after="0" w:line="240" w:lineRule="auto"/>
+              <w:jc w:val="start"/>
+              <w:rPr>
+                <w:rFonts w:ascii="Calibri" w:hAnsi="Calibri" w:eastAsia="Calibri" w:cs="Calibri"/>
+                <w:sz w:val="22"/>
+                <w:szCs w:val="22"/>
+              </w:rPr>
+            </w:pPr>
+            <w:r>
+              <w:rPr>
+                <w:rFonts w:ascii="Calibri" w:hAnsi="Calibri" w:eastAsia="Calibri" w:cs="Calibri"/>
+                <w:sz w:val="22"/>
+                <w:szCs w:val="22"/>
+              </w:rPr>
+            </w:r>
+          </w:p>
+          <w:p>
+            <w:pPr>
+              <w:pStyle w:val="normal1"/>
+              <w:widowControl/>
+              <w:spacing w:before="0" w:after="0" w:line="240" w:lineRule="auto"/>
+              <w:jc w:val="start"/>
+              <w:rPr>
+                <w:rFonts w:ascii="Calibri" w:hAnsi="Calibri" w:eastAsia="Calibri" w:cs="Calibri"/>
+                <w:sz w:val="22"/>
+                <w:szCs w:val="22"/>
+              </w:rPr>
+            </w:pPr>
+            <w:r>
+              <w:rPr>
+                <w:rFonts w:ascii="Calibri" w:hAnsi="Calibri" w:eastAsia="Calibri" w:cs="Calibri"/>
+                <w:sz w:val="22"/>
+                <w:szCs w:val="22"/>
+              </w:rPr>
+            </w:r>
+          </w:p>
+          <w:p>
+            <w:pPr>
+              <w:pStyle w:val="normal1"/>
+              <w:widowControl/>
+              <w:spacing w:before="0" w:after="0" w:line="240" w:lineRule="auto"/>
+              <w:jc w:val="start"/>
+              <w:rPr>
+                <w:rFonts w:ascii="Calibri" w:hAnsi="Calibri" w:eastAsia="Calibri" w:cs="Calibri"/>
+                <w:sz w:val="22"/>
+                <w:szCs w:val="22"/>
+              </w:rPr>
+            </w:pPr>
+            <w:r>
+              <w:rPr>
+                <w:rFonts w:ascii="Calibri" w:hAnsi="Calibri" w:eastAsia="Calibri" w:cs="Calibri"/>
+                <w:sz w:val="22"/>
+                <w:szCs w:val="22"/>
+              </w:rPr>
+            </w:r>
+          </w:p>
+          <w:p>
+            <w:pPr>
+              <w:pStyle w:val="normal1"/>
+              <w:widowControl/>
+              <w:spacing w:before="0" w:after="0" w:line="240" w:lineRule="auto"/>
+              <w:jc w:val="start"/>
+              <w:rPr>
+                <w:rFonts w:ascii="Calibri" w:hAnsi="Calibri" w:eastAsia="Calibri" w:cs="Calibri"/>
+                <w:sz w:val="22"/>
+                <w:szCs w:val="22"/>
+              </w:rPr>
+            </w:pPr>
+            <w:r>
+              <w:rPr>
+                <w:rFonts w:ascii="Calibri" w:hAnsi="Calibri" w:eastAsia="Calibri" w:cs="Calibri"/>
                 <w:sz w:val="22"/>
                 <w:szCs w:val="22"/>
               </w:rPr>
@@ -1404,7 +1404,7 @@
             </w:pPr>
             <w:r>
               <w:rPr>
-                <w:rFonts w:ascii="Calibri" w:hAnsi="Calibri" w:eastAsia="Inter" w:cs="Inter"/>
+                <w:rFonts w:ascii="Calibri" w:hAnsi="Calibri" w:eastAsia="Calibri" w:cs="Calibri"/>
                 <w:kern w:val="0"/>
                 <w:sz w:val="22"/>
                 <w:szCs w:val="22"/>
@@ -1419,14 +1419,14 @@
               <w:spacing w:before="0" w:after="0" w:line="240" w:lineRule="auto"/>
               <w:jc w:val="start"/>
               <w:rPr>
-                <w:rFonts w:ascii="Calibri" w:hAnsi="Calibri" w:eastAsia="Inter" w:cs="Inter"/>
-                <w:sz w:val="22"/>
-                <w:szCs w:val="22"/>
-              </w:rPr>
-            </w:pPr>
-            <w:r>
-              <w:rPr>
-                <w:rFonts w:ascii="Calibri" w:hAnsi="Calibri" w:eastAsia="Inter" w:cs="Inter"/>
+                <w:rFonts w:ascii="Calibri" w:hAnsi="Calibri" w:eastAsia="Calibri" w:cs="Calibri"/>
+                <w:sz w:val="22"/>
+                <w:szCs w:val="22"/>
+              </w:rPr>
+            </w:pPr>
+            <w:r>
+              <w:rPr>
+                <w:rFonts w:ascii="Calibri" w:hAnsi="Calibri" w:eastAsia="Calibri" w:cs="Calibri"/>
                 <w:sz w:val="22"/>
                 <w:szCs w:val="22"/>
               </w:rPr>
@@ -1458,14 +1458,14 @@
               <w:spacing w:line="240" w:lineRule="auto"/>
               <w:jc w:val="start"/>
               <w:rPr>
-                <w:rFonts w:ascii="Calibri" w:hAnsi="Calibri" w:eastAsia="Inter" w:cs="Inter"/>
-                <w:sz w:val="22"/>
-                <w:szCs w:val="22"/>
-              </w:rPr>
-            </w:pPr>
-            <w:r>
-              <w:rPr>
-                <w:rFonts w:ascii="Calibri" w:hAnsi="Calibri" w:eastAsia="Inter" w:cs="Inter"/>
+                <w:rFonts w:ascii="Calibri" w:hAnsi="Calibri" w:eastAsia="Calibri" w:cs="Calibri"/>
+                <w:sz w:val="22"/>
+                <w:szCs w:val="22"/>
+              </w:rPr>
+            </w:pPr>
+            <w:r>
+              <w:rPr>
+                <w:rFonts w:ascii="Calibri" w:hAnsi="Calibri" w:eastAsia="Calibri" w:cs="Calibri"/>
                 <w:sz w:val="22"/>
                 <w:szCs w:val="22"/>
               </w:rPr>
@@ -1508,54 +1508,54 @@
               <w:spacing w:before="0" w:after="0" w:line="240" w:lineRule="auto"/>
               <w:jc w:val="start"/>
               <w:rPr>
-                <w:rFonts w:ascii="Calibri" w:hAnsi="Calibri" w:eastAsia="Inter" w:cs="Inter"/>
-                <w:sz w:val="22"/>
-                <w:szCs w:val="22"/>
-              </w:rPr>
-            </w:pPr>
-            <w:r>
-              <w:rPr>
-                <w:rFonts w:ascii="Calibri" w:hAnsi="Calibri" w:eastAsia="Inter" w:cs="Inter"/>
-                <w:sz w:val="22"/>
-                <w:szCs w:val="22"/>
-              </w:rPr>
-            </w:r>
-          </w:p>
-          <w:p>
-            <w:pPr>
-              <w:pStyle w:val="normal1"/>
-              <w:widowControl/>
-              <w:spacing w:before="0" w:after="0" w:line="240" w:lineRule="auto"/>
-              <w:jc w:val="start"/>
-              <w:rPr>
-                <w:rFonts w:ascii="Calibri" w:hAnsi="Calibri" w:eastAsia="Inter" w:cs="Inter"/>
-                <w:sz w:val="22"/>
-                <w:szCs w:val="22"/>
-              </w:rPr>
-            </w:pPr>
-            <w:r>
-              <w:rPr>
-                <w:rFonts w:ascii="Calibri" w:hAnsi="Calibri" w:eastAsia="Inter" w:cs="Inter"/>
-                <w:sz w:val="22"/>
-                <w:szCs w:val="22"/>
-              </w:rPr>
-            </w:r>
-          </w:p>
-          <w:p>
-            <w:pPr>
-              <w:pStyle w:val="normal1"/>
-              <w:widowControl/>
-              <w:spacing w:before="0" w:after="0" w:line="240" w:lineRule="auto"/>
-              <w:jc w:val="start"/>
-              <w:rPr>
-                <w:rFonts w:ascii="Calibri" w:hAnsi="Calibri" w:eastAsia="Inter" w:cs="Inter"/>
-                <w:sz w:val="22"/>
-                <w:szCs w:val="22"/>
-              </w:rPr>
-            </w:pPr>
-            <w:r>
-              <w:rPr>
-                <w:rFonts w:ascii="Calibri" w:hAnsi="Calibri" w:eastAsia="Inter" w:cs="Inter"/>
+                <w:rFonts w:ascii="Calibri" w:hAnsi="Calibri" w:eastAsia="Calibri" w:cs="Calibri"/>
+                <w:sz w:val="22"/>
+                <w:szCs w:val="22"/>
+              </w:rPr>
+            </w:pPr>
+            <w:r>
+              <w:rPr>
+                <w:rFonts w:ascii="Calibri" w:hAnsi="Calibri" w:eastAsia="Calibri" w:cs="Calibri"/>
+                <w:sz w:val="22"/>
+                <w:szCs w:val="22"/>
+              </w:rPr>
+            </w:r>
+          </w:p>
+          <w:p>
+            <w:pPr>
+              <w:pStyle w:val="normal1"/>
+              <w:widowControl/>
+              <w:spacing w:before="0" w:after="0" w:line="240" w:lineRule="auto"/>
+              <w:jc w:val="start"/>
+              <w:rPr>
+                <w:rFonts w:ascii="Calibri" w:hAnsi="Calibri" w:eastAsia="Calibri" w:cs="Calibri"/>
+                <w:sz w:val="22"/>
+                <w:szCs w:val="22"/>
+              </w:rPr>
+            </w:pPr>
+            <w:r>
+              <w:rPr>
+                <w:rFonts w:ascii="Calibri" w:hAnsi="Calibri" w:eastAsia="Calibri" w:cs="Calibri"/>
+                <w:sz w:val="22"/>
+                <w:szCs w:val="22"/>
+              </w:rPr>
+            </w:r>
+          </w:p>
+          <w:p>
+            <w:pPr>
+              <w:pStyle w:val="normal1"/>
+              <w:widowControl/>
+              <w:spacing w:before="0" w:after="0" w:line="240" w:lineRule="auto"/>
+              <w:jc w:val="start"/>
+              <w:rPr>
+                <w:rFonts w:ascii="Calibri" w:hAnsi="Calibri" w:eastAsia="Calibri" w:cs="Calibri"/>
+                <w:sz w:val="22"/>
+                <w:szCs w:val="22"/>
+              </w:rPr>
+            </w:pPr>
+            <w:r>
+              <w:rPr>
+                <w:rFonts w:ascii="Calibri" w:hAnsi="Calibri" w:eastAsia="Calibri" w:cs="Calibri"/>
                 <w:sz w:val="22"/>
                 <w:szCs w:val="22"/>
               </w:rPr>
@@ -1618,7 +1618,7 @@
             </w:pPr>
             <w:r>
               <w:rPr>
-                <w:rFonts w:ascii="Calibri" w:hAnsi="Calibri" w:eastAsia="Inter" w:cs="Inter"/>
+                <w:rFonts w:ascii="Calibri" w:hAnsi="Calibri" w:eastAsia="Calibri" w:cs="Calibri"/>
                 <w:kern w:val="0"/>
                 <w:sz w:val="22"/>
                 <w:szCs w:val="22"/>
@@ -1633,156 +1633,156 @@
               <w:spacing w:before="0" w:after="0" w:line="240" w:lineRule="auto"/>
               <w:jc w:val="start"/>
               <w:rPr>
-                <w:rFonts w:ascii="Calibri" w:hAnsi="Calibri" w:eastAsia="Inter" w:cs="Inter"/>
-                <w:sz w:val="22"/>
-                <w:szCs w:val="22"/>
-              </w:rPr>
-            </w:pPr>
-            <w:r>
-              <w:rPr>
-                <w:rFonts w:ascii="Calibri" w:hAnsi="Calibri" w:eastAsia="Inter" w:cs="Inter"/>
-                <w:sz w:val="22"/>
-                <w:szCs w:val="22"/>
-              </w:rPr>
-            </w:r>
-          </w:p>
-          <w:p>
-            <w:pPr>
-              <w:pStyle w:val="normal1"/>
-              <w:widowControl/>
-              <w:spacing w:before="0" w:after="0" w:line="240" w:lineRule="auto"/>
-              <w:jc w:val="start"/>
-              <w:rPr>
-                <w:rFonts w:ascii="Calibri" w:hAnsi="Calibri" w:eastAsia="Inter" w:cs="Inter"/>
-                <w:sz w:val="22"/>
-                <w:szCs w:val="22"/>
-              </w:rPr>
-            </w:pPr>
-            <w:r>
-              <w:rPr>
-                <w:rFonts w:ascii="Calibri" w:hAnsi="Calibri" w:eastAsia="Inter" w:cs="Inter"/>
-                <w:sz w:val="22"/>
-                <w:szCs w:val="22"/>
-              </w:rPr>
-            </w:r>
-          </w:p>
-          <w:p>
-            <w:pPr>
-              <w:pStyle w:val="normal1"/>
-              <w:widowControl/>
-              <w:spacing w:before="0" w:after="0" w:line="240" w:lineRule="auto"/>
-              <w:jc w:val="start"/>
-              <w:rPr>
-                <w:rFonts w:ascii="Calibri" w:hAnsi="Calibri" w:eastAsia="Inter" w:cs="Inter"/>
-                <w:sz w:val="22"/>
-                <w:szCs w:val="22"/>
-              </w:rPr>
-            </w:pPr>
-            <w:r>
-              <w:rPr>
-                <w:rFonts w:ascii="Calibri" w:hAnsi="Calibri" w:eastAsia="Inter" w:cs="Inter"/>
-                <w:sz w:val="22"/>
-                <w:szCs w:val="22"/>
-              </w:rPr>
-            </w:r>
-          </w:p>
-          <w:p>
-            <w:pPr>
-              <w:pStyle w:val="normal1"/>
-              <w:widowControl/>
-              <w:spacing w:before="0" w:after="0" w:line="240" w:lineRule="auto"/>
-              <w:jc w:val="start"/>
-              <w:rPr>
-                <w:rFonts w:ascii="Calibri" w:hAnsi="Calibri" w:eastAsia="Inter" w:cs="Inter"/>
-                <w:sz w:val="22"/>
-                <w:szCs w:val="22"/>
-              </w:rPr>
-            </w:pPr>
-            <w:r>
-              <w:rPr>
-                <w:rFonts w:ascii="Calibri" w:hAnsi="Calibri" w:eastAsia="Inter" w:cs="Inter"/>
-                <w:sz w:val="22"/>
-                <w:szCs w:val="22"/>
-              </w:rPr>
-            </w:r>
-          </w:p>
-          <w:p>
-            <w:pPr>
-              <w:pStyle w:val="normal1"/>
-              <w:spacing w:line="240" w:lineRule="auto"/>
-            </w:pPr>
-          </w:p>
-          <w:p>
-            <w:pPr>
-              <w:pStyle w:val="normal1"/>
-              <w:spacing w:line="240" w:lineRule="auto"/>
-            </w:pPr>
-          </w:p>
-          <w:p>
-            <w:pPr>
-              <w:pStyle w:val="normal1"/>
-              <w:spacing w:line="240" w:lineRule="auto"/>
-            </w:pPr>
-          </w:p>
-          <w:p>
-            <w:pPr>
-              <w:pStyle w:val="normal1"/>
-              <w:spacing w:line="240" w:lineRule="auto"/>
-            </w:pPr>
-          </w:p>
-          <w:p>
-            <w:pPr>
-              <w:pStyle w:val="normal1"/>
-              <w:spacing w:line="240" w:lineRule="auto"/>
-            </w:pPr>
-          </w:p>
-          <w:p>
-            <w:pPr>
-              <w:pStyle w:val="normal1"/>
-              <w:spacing w:line="240" w:lineRule="auto"/>
-            </w:pPr>
-          </w:p>
-          <w:p>
-            <w:pPr>
-              <w:pStyle w:val="normal1"/>
-              <w:spacing w:line="240" w:lineRule="auto"/>
-            </w:pPr>
-          </w:p>
-          <w:p>
-            <w:pPr>
-              <w:pStyle w:val="normal1"/>
-              <w:widowControl/>
-              <w:spacing w:before="0" w:after="0" w:line="240" w:lineRule="auto"/>
-              <w:jc w:val="start"/>
-              <w:rPr>
-                <w:rFonts w:ascii="Calibri" w:hAnsi="Calibri" w:eastAsia="Inter" w:cs="Inter"/>
-                <w:sz w:val="22"/>
-                <w:szCs w:val="22"/>
-              </w:rPr>
-            </w:pPr>
-            <w:r>
-              <w:rPr>
-                <w:rFonts w:ascii="Calibri" w:hAnsi="Calibri" w:eastAsia="Inter" w:cs="Inter"/>
-                <w:sz w:val="22"/>
-                <w:szCs w:val="22"/>
-              </w:rPr>
-            </w:r>
-          </w:p>
-          <w:p>
-            <w:pPr>
-              <w:pStyle w:val="normal1"/>
-              <w:widowControl/>
-              <w:spacing w:before="0" w:after="0" w:line="240" w:lineRule="auto"/>
-              <w:jc w:val="start"/>
-              <w:rPr>
-                <w:rFonts w:ascii="Calibri" w:hAnsi="Calibri" w:eastAsia="Inter" w:cs="Inter"/>
-                <w:sz w:val="22"/>
-                <w:szCs w:val="22"/>
-              </w:rPr>
-            </w:pPr>
-            <w:r>
-              <w:rPr>
-                <w:rFonts w:ascii="Calibri" w:hAnsi="Calibri" w:eastAsia="Inter" w:cs="Inter"/>
+                <w:rFonts w:ascii="Calibri" w:hAnsi="Calibri" w:eastAsia="Calibri" w:cs="Calibri"/>
+                <w:sz w:val="22"/>
+                <w:szCs w:val="22"/>
+              </w:rPr>
+            </w:pPr>
+            <w:r>
+              <w:rPr>
+                <w:rFonts w:ascii="Calibri" w:hAnsi="Calibri" w:eastAsia="Calibri" w:cs="Calibri"/>
+                <w:sz w:val="22"/>
+                <w:szCs w:val="22"/>
+              </w:rPr>
+            </w:r>
+          </w:p>
+          <w:p>
+            <w:pPr>
+              <w:pStyle w:val="normal1"/>
+              <w:widowControl/>
+              <w:spacing w:before="0" w:after="0" w:line="240" w:lineRule="auto"/>
+              <w:jc w:val="start"/>
+              <w:rPr>
+                <w:rFonts w:ascii="Calibri" w:hAnsi="Calibri" w:eastAsia="Calibri" w:cs="Calibri"/>
+                <w:sz w:val="22"/>
+                <w:szCs w:val="22"/>
+              </w:rPr>
+            </w:pPr>
+            <w:r>
+              <w:rPr>
+                <w:rFonts w:ascii="Calibri" w:hAnsi="Calibri" w:eastAsia="Calibri" w:cs="Calibri"/>
+                <w:sz w:val="22"/>
+                <w:szCs w:val="22"/>
+              </w:rPr>
+            </w:r>
+          </w:p>
+          <w:p>
+            <w:pPr>
+              <w:pStyle w:val="normal1"/>
+              <w:widowControl/>
+              <w:spacing w:before="0" w:after="0" w:line="240" w:lineRule="auto"/>
+              <w:jc w:val="start"/>
+              <w:rPr>
+                <w:rFonts w:ascii="Calibri" w:hAnsi="Calibri" w:eastAsia="Calibri" w:cs="Calibri"/>
+                <w:sz w:val="22"/>
+                <w:szCs w:val="22"/>
+              </w:rPr>
+            </w:pPr>
+            <w:r>
+              <w:rPr>
+                <w:rFonts w:ascii="Calibri" w:hAnsi="Calibri" w:eastAsia="Calibri" w:cs="Calibri"/>
+                <w:sz w:val="22"/>
+                <w:szCs w:val="22"/>
+              </w:rPr>
+            </w:r>
+          </w:p>
+          <w:p>
+            <w:pPr>
+              <w:pStyle w:val="normal1"/>
+              <w:widowControl/>
+              <w:spacing w:before="0" w:after="0" w:line="240" w:lineRule="auto"/>
+              <w:jc w:val="start"/>
+              <w:rPr>
+                <w:rFonts w:ascii="Calibri" w:hAnsi="Calibri" w:eastAsia="Calibri" w:cs="Calibri"/>
+                <w:sz w:val="22"/>
+                <w:szCs w:val="22"/>
+              </w:rPr>
+            </w:pPr>
+            <w:r>
+              <w:rPr>
+                <w:rFonts w:ascii="Calibri" w:hAnsi="Calibri" w:eastAsia="Calibri" w:cs="Calibri"/>
+                <w:sz w:val="22"/>
+                <w:szCs w:val="22"/>
+              </w:rPr>
+            </w:r>
+          </w:p>
+          <w:p>
+            <w:pPr>
+              <w:pStyle w:val="normal1"/>
+              <w:spacing w:line="240" w:lineRule="auto"/>
+            </w:pPr>
+          </w:p>
+          <w:p>
+            <w:pPr>
+              <w:pStyle w:val="normal1"/>
+              <w:spacing w:line="240" w:lineRule="auto"/>
+            </w:pPr>
+          </w:p>
+          <w:p>
+            <w:pPr>
+              <w:pStyle w:val="normal1"/>
+              <w:spacing w:line="240" w:lineRule="auto"/>
+            </w:pPr>
+          </w:p>
+          <w:p>
+            <w:pPr>
+              <w:pStyle w:val="normal1"/>
+              <w:spacing w:line="240" w:lineRule="auto"/>
+            </w:pPr>
+          </w:p>
+          <w:p>
+            <w:pPr>
+              <w:pStyle w:val="normal1"/>
+              <w:spacing w:line="240" w:lineRule="auto"/>
+            </w:pPr>
+          </w:p>
+          <w:p>
+            <w:pPr>
+              <w:pStyle w:val="normal1"/>
+              <w:spacing w:line="240" w:lineRule="auto"/>
+            </w:pPr>
+          </w:p>
+          <w:p>
+            <w:pPr>
+              <w:pStyle w:val="normal1"/>
+              <w:spacing w:line="240" w:lineRule="auto"/>
+            </w:pPr>
+          </w:p>
+          <w:p>
+            <w:pPr>
+              <w:pStyle w:val="normal1"/>
+              <w:widowControl/>
+              <w:spacing w:before="0" w:after="0" w:line="240" w:lineRule="auto"/>
+              <w:jc w:val="start"/>
+              <w:rPr>
+                <w:rFonts w:ascii="Calibri" w:hAnsi="Calibri" w:eastAsia="Calibri" w:cs="Calibri"/>
+                <w:sz w:val="22"/>
+                <w:szCs w:val="22"/>
+              </w:rPr>
+            </w:pPr>
+            <w:r>
+              <w:rPr>
+                <w:rFonts w:ascii="Calibri" w:hAnsi="Calibri" w:eastAsia="Calibri" w:cs="Calibri"/>
+                <w:sz w:val="22"/>
+                <w:szCs w:val="22"/>
+              </w:rPr>
+            </w:r>
+          </w:p>
+          <w:p>
+            <w:pPr>
+              <w:pStyle w:val="normal1"/>
+              <w:widowControl/>
+              <w:spacing w:before="0" w:after="0" w:line="240" w:lineRule="auto"/>
+              <w:jc w:val="start"/>
+              <w:rPr>
+                <w:rFonts w:ascii="Calibri" w:hAnsi="Calibri" w:eastAsia="Calibri" w:cs="Calibri"/>
+                <w:sz w:val="22"/>
+                <w:szCs w:val="22"/>
+              </w:rPr>
+            </w:pPr>
+            <w:r>
+              <w:rPr>
+                <w:rFonts w:ascii="Calibri" w:hAnsi="Calibri" w:eastAsia="Calibri" w:cs="Calibri"/>
                 <w:sz w:val="22"/>
                 <w:szCs w:val="22"/>
               </w:rPr>
@@ -1811,11 +1811,10 @@
       </w:r>
     </w:p>
     <w:p>
-      <w:r>
-        <w:br w:type="page"/>
-      </w:r>
+      <w:pPr>
+        <w:pageBreakBefore/>
+      </w:pPr>
     </w:p>
-    <w:p/>
     <w:tbl>
       <w:tblPr>
         <w:tblStyle w:val="Table6"/>
@@ -1878,7 +1877,7 @@
             </w:pPr>
             <w:r>
               <w:rPr>
-                <w:rFonts w:ascii="Calibri" w:hAnsi="Calibri" w:eastAsia="Inter" w:cs="Inter"/>
+                <w:rFonts w:ascii="Calibri" w:hAnsi="Calibri" w:eastAsia="Calibri" w:cs="Calibri"/>
                 <w:b/>
                 <w:bCs/>
                 <w:kern w:val="0"/>
@@ -1901,7 +1900,7 @@
             </w:pPr>
             <w:r>
               <w:rPr>
-                <w:rFonts w:ascii="Calibri" w:hAnsi="Calibri" w:eastAsia="Inter" w:cs="Inter"/>
+                <w:rFonts w:ascii="Calibri" w:hAnsi="Calibri" w:eastAsia="Calibri" w:cs="Calibri"/>
                 <w:kern w:val="0"/>
                 <w:sz w:val="22"/>
                 <w:szCs w:val="22"/>
@@ -1931,32 +1930,32 @@
               <w:pStyle w:val="normal1"/>
               <w:jc w:val="start"/>
               <w:rPr>
-                <w:rFonts w:ascii="Calibri" w:hAnsi="Calibri" w:eastAsia="Inter" w:cs="Inter"/>
-                <w:sz w:val="22"/>
-                <w:szCs w:val="22"/>
-              </w:rPr>
-            </w:pPr>
-            <w:r>
-              <w:rPr>
-                <w:rFonts w:ascii="Calibri" w:hAnsi="Calibri" w:eastAsia="Inter" w:cs="Inter"/>
-                <w:sz w:val="22"/>
-                <w:szCs w:val="22"/>
-              </w:rPr>
-            </w:r>
-          </w:p>
-          <w:p>
-            <w:pPr>
-              <w:pStyle w:val="normal1"/>
-              <w:jc w:val="start"/>
-              <w:rPr>
-                <w:rFonts w:ascii="Calibri" w:hAnsi="Calibri" w:eastAsia="Inter" w:cs="Inter"/>
-                <w:sz w:val="22"/>
-                <w:szCs w:val="22"/>
-              </w:rPr>
-            </w:pPr>
-            <w:r>
-              <w:rPr>
-                <w:rFonts w:ascii="Calibri" w:hAnsi="Calibri" w:eastAsia="Inter" w:cs="Inter"/>
+                <w:rFonts w:ascii="Calibri" w:hAnsi="Calibri" w:eastAsia="Calibri" w:cs="Calibri"/>
+                <w:sz w:val="22"/>
+                <w:szCs w:val="22"/>
+              </w:rPr>
+            </w:pPr>
+            <w:r>
+              <w:rPr>
+                <w:rFonts w:ascii="Calibri" w:hAnsi="Calibri" w:eastAsia="Calibri" w:cs="Calibri"/>
+                <w:sz w:val="22"/>
+                <w:szCs w:val="22"/>
+              </w:rPr>
+            </w:r>
+          </w:p>
+          <w:p>
+            <w:pPr>
+              <w:pStyle w:val="normal1"/>
+              <w:jc w:val="start"/>
+              <w:rPr>
+                <w:rFonts w:ascii="Calibri" w:hAnsi="Calibri" w:eastAsia="Calibri" w:cs="Calibri"/>
+                <w:sz w:val="22"/>
+                <w:szCs w:val="22"/>
+              </w:rPr>
+            </w:pPr>
+            <w:r>
+              <w:rPr>
+                <w:rFonts w:ascii="Calibri" w:hAnsi="Calibri" w:eastAsia="Calibri" w:cs="Calibri"/>
                 <w:sz w:val="22"/>
                 <w:szCs w:val="22"/>
               </w:rPr>
@@ -2021,32 +2020,32 @@
               <w:pStyle w:val="normal1"/>
               <w:jc w:val="start"/>
               <w:rPr>
-                <w:rFonts w:ascii="Calibri" w:hAnsi="Calibri" w:eastAsia="Inter" w:cs="Inter"/>
-                <w:sz w:val="22"/>
-                <w:szCs w:val="22"/>
-              </w:rPr>
-            </w:pPr>
-            <w:r>
-              <w:rPr>
-                <w:rFonts w:ascii="Calibri" w:hAnsi="Calibri" w:eastAsia="Inter" w:cs="Inter"/>
-                <w:sz w:val="22"/>
-                <w:szCs w:val="22"/>
-              </w:rPr>
-            </w:r>
-          </w:p>
-          <w:p>
-            <w:pPr>
-              <w:pStyle w:val="normal1"/>
-              <w:jc w:val="start"/>
-              <w:rPr>
-                <w:rFonts w:ascii="Calibri" w:hAnsi="Calibri" w:eastAsia="Inter" w:cs="Inter"/>
-                <w:sz w:val="22"/>
-                <w:szCs w:val="22"/>
-              </w:rPr>
-            </w:pPr>
-            <w:r>
-              <w:rPr>
-                <w:rFonts w:ascii="Calibri" w:hAnsi="Calibri" w:eastAsia="Inter" w:cs="Inter"/>
+                <w:rFonts w:ascii="Calibri" w:hAnsi="Calibri" w:eastAsia="Calibri" w:cs="Calibri"/>
+                <w:sz w:val="22"/>
+                <w:szCs w:val="22"/>
+              </w:rPr>
+            </w:pPr>
+            <w:r>
+              <w:rPr>
+                <w:rFonts w:ascii="Calibri" w:hAnsi="Calibri" w:eastAsia="Calibri" w:cs="Calibri"/>
+                <w:sz w:val="22"/>
+                <w:szCs w:val="22"/>
+              </w:rPr>
+            </w:r>
+          </w:p>
+          <w:p>
+            <w:pPr>
+              <w:pStyle w:val="normal1"/>
+              <w:jc w:val="start"/>
+              <w:rPr>
+                <w:rFonts w:ascii="Calibri" w:hAnsi="Calibri" w:eastAsia="Calibri" w:cs="Calibri"/>
+                <w:sz w:val="22"/>
+                <w:szCs w:val="22"/>
+              </w:rPr>
+            </w:pPr>
+            <w:r>
+              <w:rPr>
+                <w:rFonts w:ascii="Calibri" w:hAnsi="Calibri" w:eastAsia="Calibri" w:cs="Calibri"/>
                 <w:sz w:val="22"/>
                 <w:szCs w:val="22"/>
               </w:rPr>
@@ -2058,14 +2057,14 @@
               <w:spacing w:before="0" w:after="200"/>
               <w:jc w:val="start"/>
               <w:rPr>
-                <w:rFonts w:ascii="Calibri" w:hAnsi="Calibri" w:eastAsia="Inter" w:cs="Inter"/>
-                <w:sz w:val="22"/>
-                <w:szCs w:val="22"/>
-              </w:rPr>
-            </w:pPr>
-            <w:r>
-              <w:rPr>
-                <w:rFonts w:ascii="Calibri" w:hAnsi="Calibri" w:eastAsia="Inter" w:cs="Inter"/>
+                <w:rFonts w:ascii="Calibri" w:hAnsi="Calibri" w:eastAsia="Calibri" w:cs="Calibri"/>
+                <w:sz w:val="22"/>
+                <w:szCs w:val="22"/>
+              </w:rPr>
+            </w:pPr>
+            <w:r>
+              <w:rPr>
+                <w:rFonts w:ascii="Calibri" w:hAnsi="Calibri" w:eastAsia="Calibri" w:cs="Calibri"/>
                 <w:sz w:val="22"/>
                 <w:szCs w:val="22"/>
               </w:rPr>
@@ -2080,14 +2079,14 @@
         <w:spacing w:before="0" w:after="0" w:line="240" w:lineRule="auto"/>
         <w:jc w:val="start"/>
         <w:rPr>
-          <w:rFonts w:ascii="Calibri" w:hAnsi="Calibri" w:eastAsia="Inter" w:cs="Inter"/>
+          <w:rFonts w:ascii="Calibri" w:hAnsi="Calibri" w:eastAsia="Calibri" w:cs="Calibri"/>
           <w:sz w:val="22"/>
           <w:szCs w:val="22"/>
         </w:rPr>
       </w:pPr>
       <w:r>
         <w:rPr>
-          <w:rFonts w:ascii="Calibri" w:hAnsi="Calibri" w:eastAsia="Inter" w:cs="Inter"/>
+          <w:rFonts w:ascii="Calibri" w:hAnsi="Calibri" w:eastAsia="Calibri" w:cs="Calibri"/>
           <w:sz w:val="22"/>
           <w:szCs w:val="22"/>
         </w:rPr>
@@ -2155,7 +2154,7 @@
             </w:pPr>
             <w:r>
               <w:rPr>
-                <w:rFonts w:ascii="Calibri" w:hAnsi="Calibri" w:eastAsia="Inter" w:cs="Inter"/>
+                <w:rFonts w:ascii="Calibri" w:hAnsi="Calibri" w:eastAsia="Calibri" w:cs="Calibri"/>
                 <w:b/>
                 <w:bCs/>
                 <w:kern w:val="0"/>
@@ -2178,7 +2177,7 @@
             </w:pPr>
             <w:r>
               <w:rPr>
-                <w:rFonts w:ascii="Calibri" w:hAnsi="Calibri" w:eastAsia="Inter" w:cs="Inter"/>
+                <w:rFonts w:ascii="Calibri" w:hAnsi="Calibri" w:eastAsia="Calibri" w:cs="Calibri"/>
                 <w:kern w:val="0"/>
                 <w:sz w:val="22"/>
                 <w:szCs w:val="22"/>
@@ -2208,190 +2207,190 @@
               <w:pStyle w:val="normal1"/>
               <w:jc w:val="start"/>
               <w:rPr>
-                <w:rFonts w:ascii="Calibri" w:hAnsi="Calibri" w:eastAsia="Inter" w:cs="Inter"/>
-                <w:sz w:val="22"/>
-                <w:szCs w:val="22"/>
-              </w:rPr>
-            </w:pPr>
-            <w:r>
-              <w:rPr>
-                <w:rFonts w:ascii="Calibri" w:hAnsi="Calibri" w:eastAsia="Inter" w:cs="Inter"/>
-                <w:sz w:val="22"/>
-                <w:szCs w:val="22"/>
-              </w:rPr>
-            </w:r>
-          </w:p>
-          <w:p>
-            <w:pPr>
-              <w:pStyle w:val="normal1"/>
-              <w:widowControl/>
-              <w:spacing w:before="0" w:after="0" w:line="240" w:lineRule="auto"/>
-              <w:jc w:val="start"/>
-              <w:rPr>
-                <w:rFonts w:ascii="Calibri" w:hAnsi="Calibri" w:eastAsia="Inter" w:cs="Inter"/>
-                <w:sz w:val="22"/>
-                <w:szCs w:val="22"/>
-              </w:rPr>
-            </w:pPr>
-            <w:r>
-              <w:rPr>
-                <w:rFonts w:ascii="Calibri" w:hAnsi="Calibri" w:eastAsia="Inter" w:cs="Inter"/>
-                <w:sz w:val="22"/>
-                <w:szCs w:val="22"/>
-              </w:rPr>
-            </w:r>
-          </w:p>
-          <w:p>
-            <w:pPr>
-              <w:pStyle w:val="normal1"/>
-              <w:widowControl/>
-              <w:spacing w:before="0" w:after="0" w:line="240" w:lineRule="auto"/>
-              <w:jc w:val="start"/>
-              <w:rPr>
-                <w:rFonts w:ascii="Calibri" w:hAnsi="Calibri" w:eastAsia="Inter" w:cs="Inter"/>
-                <w:sz w:val="22"/>
-                <w:szCs w:val="22"/>
-              </w:rPr>
-            </w:pPr>
-            <w:r>
-              <w:rPr>
-                <w:rFonts w:ascii="Calibri" w:hAnsi="Calibri" w:eastAsia="Inter" w:cs="Inter"/>
-                <w:sz w:val="22"/>
-                <w:szCs w:val="22"/>
-              </w:rPr>
-            </w:r>
-          </w:p>
-          <w:p>
-            <w:pPr>
-              <w:pStyle w:val="normal1"/>
-              <w:spacing w:line="240" w:lineRule="auto"/>
-            </w:pPr>
-          </w:p>
-          <w:p>
-            <w:pPr>
-              <w:pStyle w:val="normal1"/>
-              <w:spacing w:line="240" w:lineRule="auto"/>
-            </w:pPr>
-          </w:p>
-          <w:p>
-            <w:pPr>
-              <w:pStyle w:val="normal1"/>
-              <w:spacing w:line="240" w:lineRule="auto"/>
-            </w:pPr>
-          </w:p>
-          <w:p>
-            <w:pPr>
-              <w:pStyle w:val="normal1"/>
-              <w:spacing w:line="240" w:lineRule="auto"/>
-            </w:pPr>
-          </w:p>
-          <w:p>
-            <w:pPr>
-              <w:pStyle w:val="normal1"/>
-              <w:spacing w:line="240" w:lineRule="auto"/>
-            </w:pPr>
-          </w:p>
-          <w:p>
-            <w:pPr>
-              <w:pStyle w:val="normal1"/>
-              <w:spacing w:line="240" w:lineRule="auto"/>
-            </w:pPr>
-          </w:p>
-          <w:p>
-            <w:pPr>
-              <w:pStyle w:val="normal1"/>
-              <w:spacing w:line="240" w:lineRule="auto"/>
-            </w:pPr>
-          </w:p>
-          <w:p>
-            <w:pPr>
-              <w:pStyle w:val="normal1"/>
-              <w:spacing w:line="240" w:lineRule="auto"/>
-            </w:pPr>
-          </w:p>
-          <w:p>
-            <w:pPr>
-              <w:pStyle w:val="normal1"/>
-              <w:spacing w:line="240" w:lineRule="auto"/>
-            </w:pPr>
-          </w:p>
-          <w:p>
-            <w:pPr>
-              <w:pStyle w:val="normal1"/>
-              <w:spacing w:line="240" w:lineRule="auto"/>
-            </w:pPr>
-          </w:p>
-          <w:p>
-            <w:pPr>
-              <w:pStyle w:val="normal1"/>
-              <w:spacing w:line="240" w:lineRule="auto"/>
-            </w:pPr>
-          </w:p>
-          <w:p>
-            <w:pPr>
-              <w:pStyle w:val="normal1"/>
-              <w:spacing w:line="240" w:lineRule="auto"/>
-            </w:pPr>
-          </w:p>
-          <w:p>
-            <w:pPr>
-              <w:pStyle w:val="normal1"/>
-              <w:spacing w:line="240" w:lineRule="auto"/>
-            </w:pPr>
-          </w:p>
-          <w:p>
-            <w:pPr>
-              <w:pStyle w:val="normal1"/>
-              <w:spacing w:line="240" w:lineRule="auto"/>
-            </w:pPr>
-          </w:p>
-          <w:p>
-            <w:pPr>
-              <w:pStyle w:val="normal1"/>
-              <w:spacing w:line="240" w:lineRule="auto"/>
-            </w:pPr>
-          </w:p>
-          <w:p>
-            <w:pPr>
-              <w:pStyle w:val="normal1"/>
-              <w:spacing w:line="240" w:lineRule="auto"/>
-            </w:pPr>
-          </w:p>
-          <w:p>
-            <w:pPr>
-              <w:pStyle w:val="normal1"/>
-              <w:widowControl/>
-              <w:spacing w:before="0" w:after="0" w:line="240" w:lineRule="auto"/>
-              <w:jc w:val="start"/>
-              <w:rPr>
-                <w:rFonts w:ascii="Calibri" w:hAnsi="Calibri" w:eastAsia="Inter" w:cs="Inter"/>
-                <w:sz w:val="22"/>
-                <w:szCs w:val="22"/>
-              </w:rPr>
-            </w:pPr>
-            <w:r>
-              <w:rPr>
-                <w:rFonts w:ascii="Calibri" w:hAnsi="Calibri" w:eastAsia="Inter" w:cs="Inter"/>
-                <w:sz w:val="22"/>
-                <w:szCs w:val="22"/>
-              </w:rPr>
-            </w:r>
-          </w:p>
-          <w:p>
-            <w:pPr>
-              <w:pStyle w:val="normal1"/>
-              <w:widowControl/>
-              <w:spacing w:before="0" w:after="0" w:line="240" w:lineRule="auto"/>
-              <w:jc w:val="start"/>
-              <w:rPr>
-                <w:rFonts w:ascii="Calibri" w:hAnsi="Calibri" w:eastAsia="Inter" w:cs="Inter"/>
-                <w:sz w:val="22"/>
-                <w:szCs w:val="22"/>
-              </w:rPr>
-            </w:pPr>
-            <w:r>
-              <w:rPr>
-                <w:rFonts w:ascii="Calibri" w:hAnsi="Calibri" w:eastAsia="Inter" w:cs="Inter"/>
+                <w:rFonts w:ascii="Calibri" w:hAnsi="Calibri" w:eastAsia="Calibri" w:cs="Calibri"/>
+                <w:sz w:val="22"/>
+                <w:szCs w:val="22"/>
+              </w:rPr>
+            </w:pPr>
+            <w:r>
+              <w:rPr>
+                <w:rFonts w:ascii="Calibri" w:hAnsi="Calibri" w:eastAsia="Calibri" w:cs="Calibri"/>
+                <w:sz w:val="22"/>
+                <w:szCs w:val="22"/>
+              </w:rPr>
+            </w:r>
+          </w:p>
+          <w:p>
+            <w:pPr>
+              <w:pStyle w:val="normal1"/>
+              <w:widowControl/>
+              <w:spacing w:before="0" w:after="0" w:line="240" w:lineRule="auto"/>
+              <w:jc w:val="start"/>
+              <w:rPr>
+                <w:rFonts w:ascii="Calibri" w:hAnsi="Calibri" w:eastAsia="Calibri" w:cs="Calibri"/>
+                <w:sz w:val="22"/>
+                <w:szCs w:val="22"/>
+              </w:rPr>
+            </w:pPr>
+            <w:r>
+              <w:rPr>
+                <w:rFonts w:ascii="Calibri" w:hAnsi="Calibri" w:eastAsia="Calibri" w:cs="Calibri"/>
+                <w:sz w:val="22"/>
+                <w:szCs w:val="22"/>
+              </w:rPr>
+            </w:r>
+          </w:p>
+          <w:p>
+            <w:pPr>
+              <w:pStyle w:val="normal1"/>
+              <w:widowControl/>
+              <w:spacing w:before="0" w:after="0" w:line="240" w:lineRule="auto"/>
+              <w:jc w:val="start"/>
+              <w:rPr>
+                <w:rFonts w:ascii="Calibri" w:hAnsi="Calibri" w:eastAsia="Calibri" w:cs="Calibri"/>
+                <w:sz w:val="22"/>
+                <w:szCs w:val="22"/>
+              </w:rPr>
+            </w:pPr>
+            <w:r>
+              <w:rPr>
+                <w:rFonts w:ascii="Calibri" w:hAnsi="Calibri" w:eastAsia="Calibri" w:cs="Calibri"/>
+                <w:sz w:val="22"/>
+                <w:szCs w:val="22"/>
+              </w:rPr>
+            </w:r>
+          </w:p>
+          <w:p>
+            <w:pPr>
+              <w:pStyle w:val="normal1"/>
+              <w:spacing w:line="240" w:lineRule="auto"/>
+            </w:pPr>
+          </w:p>
+          <w:p>
+            <w:pPr>
+              <w:pStyle w:val="normal1"/>
+              <w:spacing w:line="240" w:lineRule="auto"/>
+            </w:pPr>
+          </w:p>
+          <w:p>
+            <w:pPr>
+              <w:pStyle w:val="normal1"/>
+              <w:spacing w:line="240" w:lineRule="auto"/>
+            </w:pPr>
+          </w:p>
+          <w:p>
+            <w:pPr>
+              <w:pStyle w:val="normal1"/>
+              <w:spacing w:line="240" w:lineRule="auto"/>
+            </w:pPr>
+          </w:p>
+          <w:p>
+            <w:pPr>
+              <w:pStyle w:val="normal1"/>
+              <w:spacing w:line="240" w:lineRule="auto"/>
+            </w:pPr>
+          </w:p>
+          <w:p>
+            <w:pPr>
+              <w:pStyle w:val="normal1"/>
+              <w:spacing w:line="240" w:lineRule="auto"/>
+            </w:pPr>
+          </w:p>
+          <w:p>
+            <w:pPr>
+              <w:pStyle w:val="normal1"/>
+              <w:spacing w:line="240" w:lineRule="auto"/>
+            </w:pPr>
+          </w:p>
+          <w:p>
+            <w:pPr>
+              <w:pStyle w:val="normal1"/>
+              <w:spacing w:line="240" w:lineRule="auto"/>
+            </w:pPr>
+          </w:p>
+          <w:p>
+            <w:pPr>
+              <w:pStyle w:val="normal1"/>
+              <w:spacing w:line="240" w:lineRule="auto"/>
+            </w:pPr>
+          </w:p>
+          <w:p>
+            <w:pPr>
+              <w:pStyle w:val="normal1"/>
+              <w:spacing w:line="240" w:lineRule="auto"/>
+            </w:pPr>
+          </w:p>
+          <w:p>
+            <w:pPr>
+              <w:pStyle w:val="normal1"/>
+              <w:spacing w:line="240" w:lineRule="auto"/>
+            </w:pPr>
+          </w:p>
+          <w:p>
+            <w:pPr>
+              <w:pStyle w:val="normal1"/>
+              <w:spacing w:line="240" w:lineRule="auto"/>
+            </w:pPr>
+          </w:p>
+          <w:p>
+            <w:pPr>
+              <w:pStyle w:val="normal1"/>
+              <w:spacing w:line="240" w:lineRule="auto"/>
+            </w:pPr>
+          </w:p>
+          <w:p>
+            <w:pPr>
+              <w:pStyle w:val="normal1"/>
+              <w:spacing w:line="240" w:lineRule="auto"/>
+            </w:pPr>
+          </w:p>
+          <w:p>
+            <w:pPr>
+              <w:pStyle w:val="normal1"/>
+              <w:spacing w:line="240" w:lineRule="auto"/>
+            </w:pPr>
+          </w:p>
+          <w:p>
+            <w:pPr>
+              <w:pStyle w:val="normal1"/>
+              <w:spacing w:line="240" w:lineRule="auto"/>
+            </w:pPr>
+          </w:p>
+          <w:p>
+            <w:pPr>
+              <w:pStyle w:val="normal1"/>
+              <w:widowControl/>
+              <w:spacing w:before="0" w:after="0" w:line="240" w:lineRule="auto"/>
+              <w:jc w:val="start"/>
+              <w:rPr>
+                <w:rFonts w:ascii="Calibri" w:hAnsi="Calibri" w:eastAsia="Calibri" w:cs="Calibri"/>
+                <w:sz w:val="22"/>
+                <w:szCs w:val="22"/>
+              </w:rPr>
+            </w:pPr>
+            <w:r>
+              <w:rPr>
+                <w:rFonts w:ascii="Calibri" w:hAnsi="Calibri" w:eastAsia="Calibri" w:cs="Calibri"/>
+                <w:sz w:val="22"/>
+                <w:szCs w:val="22"/>
+              </w:rPr>
+            </w:r>
+          </w:p>
+          <w:p>
+            <w:pPr>
+              <w:pStyle w:val="normal1"/>
+              <w:widowControl/>
+              <w:spacing w:before="0" w:after="0" w:line="240" w:lineRule="auto"/>
+              <w:jc w:val="start"/>
+              <w:rPr>
+                <w:rFonts w:ascii="Calibri" w:hAnsi="Calibri" w:eastAsia="Calibri" w:cs="Calibri"/>
+                <w:sz w:val="22"/>
+                <w:szCs w:val="22"/>
+              </w:rPr>
+            </w:pPr>
+            <w:r>
+              <w:rPr>
+                <w:rFonts w:ascii="Calibri" w:hAnsi="Calibri" w:eastAsia="Calibri" w:cs="Calibri"/>
                 <w:sz w:val="22"/>
                 <w:szCs w:val="22"/>
               </w:rPr>
@@ -2414,7 +2413,7 @@
       </w:pPr>
       <w:r>
         <w:rPr>
-          <w:rFonts w:ascii="Calibri" w:hAnsi="Calibri" w:eastAsia="Inter" w:cs="Inter"/>
+          <w:rFonts w:ascii="Calibri" w:hAnsi="Calibri" w:eastAsia="Calibri" w:cs="Calibri"/>
           <w:kern w:val="0"/>
           <w:sz w:val="22"/>
           <w:szCs w:val="22"/>
@@ -2423,7 +2422,7 @@
       </w:r>
       <w:r>
         <w:rPr>
-          <w:rFonts w:ascii="Calibri" w:hAnsi="Calibri" w:eastAsia="Inter" w:cs="Inter"/>
+          <w:rFonts w:ascii="Calibri" w:hAnsi="Calibri" w:eastAsia="Calibri" w:cs="Calibri"/>
           <w:b/>
           <w:bCs/>
           <w:kern w:val="0"/>
@@ -2434,7 +2433,7 @@
       </w:r>
       <w:r>
         <w:rPr>
-          <w:rFonts w:ascii="Calibri" w:hAnsi="Calibri" w:eastAsia="Inter" w:cs="Inter"/>
+          <w:rFonts w:ascii="Calibri" w:hAnsi="Calibri" w:eastAsia="Calibri" w:cs="Calibri"/>
           <w:kern w:val="0"/>
           <w:sz w:val="22"/>
           <w:szCs w:val="22"/>
